--- a/src/templates/waterPermit.docx
+++ b/src/templates/waterPermit.docx
@@ -464,9 +464,38 @@
         </w:tc>
       </w:tr>
     </w:tbl>
-    <w:bookmarkStart w:id="0" w:name="_GoBack"/>
-    <w:bookmarkEnd w:id="0"/>
     <w:p>
+      <w:bookmarkStart w:id="0" w:name="_GoBack"/>
+      <w:r>
+        <w:rPr>
+          <w:noProof/>
+        </w:rPr>
+        <w:pict>
+          <v:shapetype id="_x0000_t75" coordsize="21600,21600" o:spt="75" o:preferrelative="t" path="m@4@5l@4@11@9@11@9@5xe" filled="f" stroked="f">
+            <v:stroke joinstyle="miter"/>
+            <v:formulas>
+              <v:f eqn="if lineDrawn pixelLineWidth 0"/>
+              <v:f eqn="sum @0 1 0"/>
+              <v:f eqn="sum 0 0 @1"/>
+              <v:f eqn="prod @2 1 2"/>
+              <v:f eqn="prod @3 21600 pixelWidth"/>
+              <v:f eqn="prod @3 21600 pixelHeight"/>
+              <v:f eqn="sum @0 0 1"/>
+              <v:f eqn="prod @6 1 2"/>
+              <v:f eqn="prod @7 21600 pixelWidth"/>
+              <v:f eqn="sum @8 21600 0"/>
+              <v:f eqn="prod @7 21600 pixelHeight"/>
+              <v:f eqn="sum @10 21600 0"/>
+            </v:formulas>
+            <v:path o:extrusionok="f" gradientshapeok="t" o:connecttype="rect"/>
+            <o:lock v:ext="edit" aspectratio="t"/>
+          </v:shapetype>
+          <v:shape id="_x0000_s1026" type="#_x0000_t75" style="position:absolute;margin-left:.05pt;margin-top:-1.25pt;width:612pt;height:11in;z-index:-251633664;mso-position-horizontal-relative:text;mso-position-vertical-relative:text;mso-width-relative:page;mso-height-relative:page">
+            <v:imagedata r:id="rId4" o:title="bg brgy_pages-to-jpg-0001"/>
+          </v:shape>
+        </w:pict>
+      </w:r>
+      <w:bookmarkEnd w:id="0"/>
       <w:r>
         <w:rPr>
           <w:noProof/>
@@ -475,7 +504,7 @@
         <mc:AlternateContent>
           <mc:Choice Requires="wps">
             <w:drawing>
-              <wp:anchor distT="45720" distB="45720" distL="114300" distR="114300" simplePos="0" relativeHeight="251680768" behindDoc="0" locked="0" layoutInCell="1" allowOverlap="1" wp14:anchorId="250B4F0E" wp14:editId="3DE49597">
+              <wp:anchor distT="45720" distB="45720" distL="114300" distR="114300" simplePos="0" relativeHeight="251680768" behindDoc="0" locked="0" layoutInCell="1" allowOverlap="1" wp14:anchorId="229D2D17" wp14:editId="02D7A2F3">
                 <wp:simplePos x="0" y="0"/>
                 <wp:positionH relativeFrom="column">
                   <wp:posOffset>5906135</wp:posOffset>
@@ -572,7 +601,7 @@
         <mc:AlternateContent>
           <mc:Choice Requires="wps">
             <w:drawing>
-              <wp:anchor distT="0" distB="0" distL="114300" distR="114300" simplePos="0" relativeHeight="251674624" behindDoc="0" locked="0" layoutInCell="1" allowOverlap="1" wp14:anchorId="1D79CB02" wp14:editId="646DC08D">
+              <wp:anchor distT="0" distB="0" distL="114300" distR="114300" simplePos="0" relativeHeight="251674624" behindDoc="0" locked="0" layoutInCell="1" allowOverlap="1" wp14:anchorId="259304B8" wp14:editId="1428C26B">
                 <wp:simplePos x="0" y="0"/>
                 <wp:positionH relativeFrom="column">
                   <wp:posOffset>4600575</wp:posOffset>
@@ -636,7 +665,7 @@
         <mc:AlternateContent>
           <mc:Choice Requires="wps">
             <w:drawing>
-              <wp:anchor distT="0" distB="0" distL="114300" distR="114300" simplePos="0" relativeHeight="251676672" behindDoc="0" locked="0" layoutInCell="1" allowOverlap="1" wp14:anchorId="6180BD3C" wp14:editId="22E882BC">
+              <wp:anchor distT="0" distB="0" distL="114300" distR="114300" simplePos="0" relativeHeight="251676672" behindDoc="0" locked="0" layoutInCell="1" allowOverlap="1" wp14:anchorId="7AB7367E" wp14:editId="61B285BE">
                 <wp:simplePos x="0" y="0"/>
                 <wp:positionH relativeFrom="column">
                   <wp:posOffset>4968240</wp:posOffset>
@@ -704,7 +733,11 @@
           </mc:Choice>
           <mc:Fallback>
             <w:pict>
-              <v:shape w14:anchorId="6180BD3C" id="Text Box 44" o:spid="_x0000_s1027" type="#_x0000_t202" style="position:absolute;margin-left:391.2pt;margin-top:533.7pt;width:125.8pt;height:20pt;z-index:251676672;visibility:visible;mso-wrap-style:square;mso-width-percent:0;mso-height-percent:0;mso-wrap-distance-left:9pt;mso-wrap-distance-top:0;mso-wrap-distance-right:9pt;mso-wrap-distance-bottom:0;mso-position-horizontal:absolute;mso-position-horizontal-relative:text;mso-position-vertical:absolute;mso-position-vertical-relative:text;mso-width-percent:0;mso-height-percent:0;mso-width-relative:margin;mso-height-relative:margin;v-text-anchor:top" o:gfxdata="UEsDBBQABgAIAAAAIQC2gziS/gAAAOEBAAATAAAAW0NvbnRlbnRfVHlwZXNdLnhtbJSRQU7DMBBF&#10;90jcwfIWJU67QAgl6YK0S0CoHGBkTxKLZGx5TGhvj5O2G0SRWNoz/78nu9wcxkFMGNg6quQqL6RA&#10;0s5Y6ir5vt9lD1JwBDIwOMJKHpHlpr69KfdHjyxSmriSfYz+USnWPY7AufNIadK6MEJMx9ApD/oD&#10;OlTrorhX2lFEilmcO2RdNtjC5xDF9pCuTyYBB5bi6bQ4syoJ3g9WQ0ymaiLzg5KdCXlKLjvcW893&#10;SUOqXwnz5DrgnHtJTxOsQfEKIT7DmDSUCaxw7Rqn8787ZsmRM9e2VmPeBN4uqYvTtW7jvijg9N/y&#10;JsXecLq0q+WD6m8AAAD//wMAUEsDBBQABgAIAAAAIQA4/SH/1gAAAJQBAAALAAAAX3JlbHMvLnJl&#10;bHOkkMFqwzAMhu+DvYPRfXGawxijTi+j0GvpHsDYimMaW0Yy2fr2M4PBMnrbUb/Q94l/f/hMi1qR&#10;JVI2sOt6UJgd+ZiDgffL8ekFlFSbvV0oo4EbChzGx4f9GRdb25HMsYhqlCwG5lrLq9biZkxWOiqY&#10;22YiTra2kYMu1l1tQD30/bPm3wwYN0x18gb45AdQl1tp5j/sFB2T0FQ7R0nTNEV3j6o9feQzro1i&#10;OWA14Fm+Q8a1a8+Bvu/d/dMb2JY5uiPbhG/ktn4cqGU/er3pcvwCAAD//wMAUEsDBBQABgAIAAAA&#10;IQDLLxTSMAIAAFoEAAAOAAAAZHJzL2Uyb0RvYy54bWysVN9v2jAQfp+0/8Hy+0hgga4RoWKtmCZV&#10;bSWY+mwcm0SyfZ5tSNhfv7MDFHV7mvbinO+X777vLvO7XityEM63YCo6HuWUCMOhbs2uoj82q09f&#10;KPGBmZopMKKiR+Hp3eLjh3lnSzGBBlQtHMEkxpedrWgTgi2zzPNGaOZHYIVBowSnWcCr22W1Yx1m&#10;1yqb5Pks68DV1gEX3qP2YTDSRcovpeDhWUovAlEVxdpCOl06t/HMFnNW7hyzTctPZbB/qEKz1uCj&#10;l1QPLDCyd+0fqXTLHXiQYcRBZyBly0XqAbsZ5++6WTfMitQLguPtBSb//9Lyp8OLI21d0aKgxDCN&#10;HG1EH8hX6AmqEJ/O+hLd1hYdQ4965Pms96iMbffS6fjFhgjaEenjBd2Yjceg6e3NbIYmjrbJtMjz&#10;BH/2Fm2dD98EaBKFijpkL4HKDo8+YCXoenaJjxlYtUolBpUhXUVnn6d5CrhYMEIZDIw9DLVGKfTb&#10;PvV86WML9RHbczAMiLd81WINj8yHF+ZwIrBsnPLwjIdUgG/BSaKkAffrb/roj0ShlZIOJ6yi/uee&#10;OUGJ+m6QwttxUcSRTJdiejPBi7u2bK8tZq/vAYd4jPtkeRKjf1BnUTrQr7gMy/gqmpjh+HZFw1m8&#10;D8Pc4zJxsVwmJxxCy8KjWVseU0dUI8Kb/pU5e6IhIIFPcJ5FVr5jY/Ad+FjuA8g2URVxHlA9wY8D&#10;nBg8LVvckOt78nr7JSx+AwAA//8DAFBLAwQUAAYACAAAACEA1p8kW+IAAAAOAQAADwAAAGRycy9k&#10;b3ducmV2LnhtbExPQW7CMBC8V+ofrEXqrdikFKI0DkKRUKWqPUC59ObEJomw12lsIO3ru5zobWZn&#10;NDuTr0Zn2dkMofMoYTYVwAzWXnfYSNh/bh5TYCEq1Mp6NBJ+TIBVcX+Xq0z7C27NeRcbRiEYMiWh&#10;jbHPOA91a5wKU98bJO3gB6ci0aHhelAXCneWJ0IsuFMd0odW9aZsTX3cnZyEt3LzobZV4tJfW76+&#10;H9b99/7rWcqHybh+ARbNGG9muNan6lBQp8qfUAdmJSzTZE5WEsRiSehqEU9z2lcRmgm68SLn/2cU&#10;fwAAAP//AwBQSwECLQAUAAYACAAAACEAtoM4kv4AAADhAQAAEwAAAAAAAAAAAAAAAAAAAAAAW0Nv&#10;bnRlbnRfVHlwZXNdLnhtbFBLAQItABQABgAIAAAAIQA4/SH/1gAAAJQBAAALAAAAAAAAAAAAAAAA&#10;AC8BAABfcmVscy8ucmVsc1BLAQItABQABgAIAAAAIQDLLxTSMAIAAFoEAAAOAAAAAAAAAAAAAAAA&#10;AC4CAABkcnMvZTJvRG9jLnhtbFBLAQItABQABgAIAAAAIQDWnyRb4gAAAA4BAAAPAAAAAAAAAAAA&#10;AAAAAIoEAABkcnMvZG93bnJldi54bWxQSwUGAAAAAAQABADzAAAAmQUAAAAA&#10;" filled="f" stroked="f" strokeweight=".5pt">
+              <v:shapetype w14:anchorId="7AB7367E" id="_x0000_t202" coordsize="21600,21600" o:spt="202" path="m,l,21600r21600,l21600,xe">
+                <v:stroke joinstyle="miter"/>
+                <v:path gradientshapeok="t" o:connecttype="rect"/>
+              </v:shapetype>
+              <v:shape id="Text Box 44" o:spid="_x0000_s1027" type="#_x0000_t202" style="position:absolute;margin-left:391.2pt;margin-top:533.7pt;width:125.8pt;height:20pt;z-index:251676672;visibility:visible;mso-wrap-style:square;mso-width-percent:0;mso-height-percent:0;mso-wrap-distance-left:9pt;mso-wrap-distance-top:0;mso-wrap-distance-right:9pt;mso-wrap-distance-bottom:0;mso-position-horizontal:absolute;mso-position-horizontal-relative:text;mso-position-vertical:absolute;mso-position-vertical-relative:text;mso-width-percent:0;mso-height-percent:0;mso-width-relative:margin;mso-height-relative:margin;v-text-anchor:top" o:gfxdata="UEsDBBQABgAIAAAAIQC2gziS/gAAAOEBAAATAAAAW0NvbnRlbnRfVHlwZXNdLnhtbJSRQU7DMBBF&#10;90jcwfIWJU67QAgl6YK0S0CoHGBkTxKLZGx5TGhvj5O2G0SRWNoz/78nu9wcxkFMGNg6quQqL6RA&#10;0s5Y6ir5vt9lD1JwBDIwOMJKHpHlpr69KfdHjyxSmriSfYz+USnWPY7AufNIadK6MEJMx9ApD/oD&#10;OlTrorhX2lFEilmcO2RdNtjC5xDF9pCuTyYBB5bi6bQ4syoJ3g9WQ0ymaiLzg5KdCXlKLjvcW893&#10;SUOqXwnz5DrgnHtJTxOsQfEKIT7DmDSUCaxw7Rqn8787ZsmRM9e2VmPeBN4uqYvTtW7jvijg9N/y&#10;JsXecLq0q+WD6m8AAAD//wMAUEsDBBQABgAIAAAAIQA4/SH/1gAAAJQBAAALAAAAX3JlbHMvLnJl&#10;bHOkkMFqwzAMhu+DvYPRfXGawxijTi+j0GvpHsDYimMaW0Yy2fr2M4PBMnrbUb/Q94l/f/hMi1qR&#10;JVI2sOt6UJgd+ZiDgffL8ekFlFSbvV0oo4EbChzGx4f9GRdb25HMsYhqlCwG5lrLq9biZkxWOiqY&#10;22YiTra2kYMu1l1tQD30/bPm3wwYN0x18gb45AdQl1tp5j/sFB2T0FQ7R0nTNEV3j6o9feQzro1i&#10;OWA14Fm+Q8a1a8+Bvu/d/dMb2JY5uiPbhG/ktn4cqGU/er3pcvwCAAD//wMAUEsDBBQABgAIAAAA&#10;IQDLLxTSMAIAAFoEAAAOAAAAZHJzL2Uyb0RvYy54bWysVN9v2jAQfp+0/8Hy+0hgga4RoWKtmCZV&#10;bSWY+mwcm0SyfZ5tSNhfv7MDFHV7mvbinO+X777vLvO7XityEM63YCo6HuWUCMOhbs2uoj82q09f&#10;KPGBmZopMKKiR+Hp3eLjh3lnSzGBBlQtHMEkxpedrWgTgi2zzPNGaOZHYIVBowSnWcCr22W1Yx1m&#10;1yqb5Pks68DV1gEX3qP2YTDSRcovpeDhWUovAlEVxdpCOl06t/HMFnNW7hyzTctPZbB/qEKz1uCj&#10;l1QPLDCyd+0fqXTLHXiQYcRBZyBly0XqAbsZ5++6WTfMitQLguPtBSb//9Lyp8OLI21d0aKgxDCN&#10;HG1EH8hX6AmqEJ/O+hLd1hYdQ4965Pms96iMbffS6fjFhgjaEenjBd2Yjceg6e3NbIYmjrbJtMjz&#10;BH/2Fm2dD98EaBKFijpkL4HKDo8+YCXoenaJjxlYtUolBpUhXUVnn6d5CrhYMEIZDIw9DLVGKfTb&#10;PvV86WML9RHbczAMiLd81WINj8yHF+ZwIrBsnPLwjIdUgG/BSaKkAffrb/roj0ShlZIOJ6yi/uee&#10;OUGJ+m6QwttxUcSRTJdiejPBi7u2bK8tZq/vAYd4jPtkeRKjf1BnUTrQr7gMy/gqmpjh+HZFw1m8&#10;D8Pc4zJxsVwmJxxCy8KjWVseU0dUI8Kb/pU5e6IhIIFPcJ5FVr5jY/Ad+FjuA8g2URVxHlA9wY8D&#10;nBg8LVvckOt78nr7JSx+AwAA//8DAFBLAwQUAAYACAAAACEA1p8kW+IAAAAOAQAADwAAAGRycy9k&#10;b3ducmV2LnhtbExPQW7CMBC8V+ofrEXqrdikFKI0DkKRUKWqPUC59ObEJomw12lsIO3ru5zobWZn&#10;NDuTr0Zn2dkMofMoYTYVwAzWXnfYSNh/bh5TYCEq1Mp6NBJ+TIBVcX+Xq0z7C27NeRcbRiEYMiWh&#10;jbHPOA91a5wKU98bJO3gB6ci0aHhelAXCneWJ0IsuFMd0odW9aZsTX3cnZyEt3LzobZV4tJfW76+&#10;H9b99/7rWcqHybh+ARbNGG9muNan6lBQp8qfUAdmJSzTZE5WEsRiSehqEU9z2lcRmgm68SLn/2cU&#10;fwAAAP//AwBQSwECLQAUAAYACAAAACEAtoM4kv4AAADhAQAAEwAAAAAAAAAAAAAAAAAAAAAAW0Nv&#10;bnRlbnRfVHlwZXNdLnhtbFBLAQItABQABgAIAAAAIQA4/SH/1gAAAJQBAAALAAAAAAAAAAAAAAAA&#10;AC8BAABfcmVscy8ucmVsc1BLAQItABQABgAIAAAAIQDLLxTSMAIAAFoEAAAOAAAAAAAAAAAAAAAA&#10;AC4CAABkcnMvZTJvRG9jLnhtbFBLAQItABQABgAIAAAAIQDWnyRb4gAAAA4BAAAPAAAAAAAAAAAA&#10;AAAAAIoEAABkcnMvZG93bnJldi54bWxQSwUGAAAAAAQABADzAAAAmQUAAAAA&#10;" filled="f" stroked="f" strokeweight=".5pt">
                 <v:textbox>
                   <w:txbxContent>
                     <w:p>
@@ -736,7 +769,7 @@
         <mc:AlternateContent>
           <mc:Choice Requires="wps">
             <w:drawing>
-              <wp:anchor distT="0" distB="0" distL="114300" distR="114300" simplePos="0" relativeHeight="251666432" behindDoc="0" locked="0" layoutInCell="1" allowOverlap="1" wp14:anchorId="4CEC3B44" wp14:editId="1DAA78CC">
+              <wp:anchor distT="0" distB="0" distL="114300" distR="114300" simplePos="0" relativeHeight="251666432" behindDoc="0" locked="0" layoutInCell="1" allowOverlap="1" wp14:anchorId="2246273F" wp14:editId="785C738D">
                 <wp:simplePos x="0" y="0"/>
                 <wp:positionH relativeFrom="column">
                   <wp:posOffset>5904230</wp:posOffset>
@@ -798,7 +831,7 @@
           </mc:Choice>
           <mc:Fallback>
             <w:pict>
-              <v:rect w14:anchorId="32947BE3" id="Rectangle 40" o:spid="_x0000_s1026" style="position:absolute;margin-left:464.9pt;margin-top:553.7pt;width:88.25pt;height:109.55pt;z-index:251666432;visibility:visible;mso-wrap-style:square;mso-wrap-distance-left:9pt;mso-wrap-distance-top:0;mso-wrap-distance-right:9pt;mso-wrap-distance-bottom:0;mso-position-horizontal:absolute;mso-position-horizontal-relative:text;mso-position-vertical:absolute;mso-position-vertical-relative:text;v-text-anchor:middle" o:gfxdata="UEsDBBQABgAIAAAAIQC2gziS/gAAAOEBAAATAAAAW0NvbnRlbnRfVHlwZXNdLnhtbJSRQU7DMBBF&#10;90jcwfIWJU67QAgl6YK0S0CoHGBkTxKLZGx5TGhvj5O2G0SRWNoz/78nu9wcxkFMGNg6quQqL6RA&#10;0s5Y6ir5vt9lD1JwBDIwOMJKHpHlpr69KfdHjyxSmriSfYz+USnWPY7AufNIadK6MEJMx9ApD/oD&#10;OlTrorhX2lFEilmcO2RdNtjC5xDF9pCuTyYBB5bi6bQ4syoJ3g9WQ0ymaiLzg5KdCXlKLjvcW893&#10;SUOqXwnz5DrgnHtJTxOsQfEKIT7DmDSUCaxw7Rqn8787ZsmRM9e2VmPeBN4uqYvTtW7jvijg9N/y&#10;JsXecLq0q+WD6m8AAAD//wMAUEsDBBQABgAIAAAAIQA4/SH/1gAAAJQBAAALAAAAX3JlbHMvLnJl&#10;bHOkkMFqwzAMhu+DvYPRfXGawxijTi+j0GvpHsDYimMaW0Yy2fr2M4PBMnrbUb/Q94l/f/hMi1qR&#10;JVI2sOt6UJgd+ZiDgffL8ekFlFSbvV0oo4EbChzGx4f9GRdb25HMsYhqlCwG5lrLq9biZkxWOiqY&#10;22YiTra2kYMu1l1tQD30/bPm3wwYN0x18gb45AdQl1tp5j/sFB2T0FQ7R0nTNEV3j6o9feQzro1i&#10;OWA14Fm+Q8a1a8+Bvu/d/dMb2JY5uiPbhG/ktn4cqGU/er3pcvwCAAD//wMAUEsDBBQABgAIAAAA&#10;IQCHVGWKlgIAAIcFAAAOAAAAZHJzL2Uyb0RvYy54bWysVE1v2zAMvQ/YfxB0X21nzdoadYqgRYcB&#10;RRv0Az2rshQbkEVNUuJkv36UZDtBV+wwLAdFEslH8vmJl1e7TpGtsK4FXdHiJKdEaA51q9cVfXm+&#10;/XJOifNM10yBFhXdC0evFp8/XfamFDNoQNXCEgTRruxNRRvvTZlljjeiY+4EjNBolGA75vFo11lt&#10;WY/oncpmef4t68HWxgIXzuHtTTLSRcSXUnD/IKUTnqiKYm0+rjaub2HNFpesXFtmmpYPZbB/qKJj&#10;rcakE9QN84xsbPsHVNdyCw6kP+HQZSBly0XsAbsp8nfdPDXMiNgLkuPMRJP7f7D8fruypK0reor0&#10;aNbhN3pE1pheK0HwDgnqjSvR78ms7HByuA3d7qTtwj/2QXaR1P1Eqth5wvGyKGb52dmcEo624utF&#10;MTufB9TsEG6s898FdCRsKmoxfySTbe+cT66jS8im4bZVCu9ZqXRYHai2DnfxEKQjrpUlW4Yf3e+K&#10;IduRF+YOkVnoLPUSd36vREJ9FBJJwepnsZAoxwMm41xoXyRTw2qRUs1z/I3Jxipio0ojYECWWOSE&#10;PQCMnglkxE5tD/4hVEQ1T8H53wpLwVNEzAzaT8Fdq8F+BKCwqyFz8h9JStQElt6g3qNkLKS35Ay/&#10;bfGz3THnV8zi40Ed4UDwD7hIBX1FYdhR0oD99dF98EdNo5WSHh9jRd3PDbOCEvVDo9ovitMgTx8P&#10;p/OzGR7sseXt2KI33TXgpy9w9Bget8Hfq3ErLXSvODeWISuamOaYu6Lc2/Fw7dOQwMnDxXIZ3fDF&#10;Gubv9JPhATywGmT5vHtl1gza9Sj7exgfLivfSTj5hkgNy40H2UZ9H3gd+MbXHoUzTKYwTo7P0esw&#10;Pxe/AQAA//8DAFBLAwQUAAYACAAAACEAczk8/OQAAAAOAQAADwAAAGRycy9kb3ducmV2LnhtbEyP&#10;wU7DMBBE70j8g7VIXCpqJ4VAQ5wKgUA9ICQKHLht4iUJjddR7Lbh73FPcJvVjGbeFqvJ9mJPo+8c&#10;a0jmCgRx7UzHjYb3t8eLGxA+IBvsHZOGH/KwKk9PCsyNO/Ar7TehEbGEfY4a2hCGXEpft2TRz91A&#10;HL0vN1oM8RwbaUY8xHLby1SpTFrsOC60ONB9S/V2s7MaPtdTaL6Tp/C8xdnHbN1W9ctDpfX52XR3&#10;CyLQFP7CcMSP6FBGpsrt2HjRa1imy4geopGo60sQx0iisgWIKqpFml2BLAv5/43yFwAA//8DAFBL&#10;AQItABQABgAIAAAAIQC2gziS/gAAAOEBAAATAAAAAAAAAAAAAAAAAAAAAABbQ29udGVudF9UeXBl&#10;c10ueG1sUEsBAi0AFAAGAAgAAAAhADj9If/WAAAAlAEAAAsAAAAAAAAAAAAAAAAALwEAAF9yZWxz&#10;Ly5yZWxzUEsBAi0AFAAGAAgAAAAhAIdUZYqWAgAAhwUAAA4AAAAAAAAAAAAAAAAALgIAAGRycy9l&#10;Mm9Eb2MueG1sUEsBAi0AFAAGAAgAAAAhAHM5PPzkAAAADgEAAA8AAAAAAAAAAAAAAAAA8AQAAGRy&#10;cy9kb3ducmV2LnhtbFBLBQYAAAAABAAEAPMAAAABBgAAAAA=&#10;" filled="f" strokecolor="black [3213]" strokeweight="1pt"/>
+              <v:rect w14:anchorId="1113B9F9" id="Rectangle 40" o:spid="_x0000_s1026" style="position:absolute;margin-left:464.9pt;margin-top:553.7pt;width:88.25pt;height:109.55pt;z-index:251666432;visibility:visible;mso-wrap-style:square;mso-wrap-distance-left:9pt;mso-wrap-distance-top:0;mso-wrap-distance-right:9pt;mso-wrap-distance-bottom:0;mso-position-horizontal:absolute;mso-position-horizontal-relative:text;mso-position-vertical:absolute;mso-position-vertical-relative:text;v-text-anchor:middle" o:gfxdata="UEsDBBQABgAIAAAAIQC2gziS/gAAAOEBAAATAAAAW0NvbnRlbnRfVHlwZXNdLnhtbJSRQU7DMBBF&#10;90jcwfIWJU67QAgl6YK0S0CoHGBkTxKLZGx5TGhvj5O2G0SRWNoz/78nu9wcxkFMGNg6quQqL6RA&#10;0s5Y6ir5vt9lD1JwBDIwOMJKHpHlpr69KfdHjyxSmriSfYz+USnWPY7AufNIadK6MEJMx9ApD/oD&#10;OlTrorhX2lFEilmcO2RdNtjC5xDF9pCuTyYBB5bi6bQ4syoJ3g9WQ0ymaiLzg5KdCXlKLjvcW893&#10;SUOqXwnz5DrgnHtJTxOsQfEKIT7DmDSUCaxw7Rqn8787ZsmRM9e2VmPeBN4uqYvTtW7jvijg9N/y&#10;JsXecLq0q+WD6m8AAAD//wMAUEsDBBQABgAIAAAAIQA4/SH/1gAAAJQBAAALAAAAX3JlbHMvLnJl&#10;bHOkkMFqwzAMhu+DvYPRfXGawxijTi+j0GvpHsDYimMaW0Yy2fr2M4PBMnrbUb/Q94l/f/hMi1qR&#10;JVI2sOt6UJgd+ZiDgffL8ekFlFSbvV0oo4EbChzGx4f9GRdb25HMsYhqlCwG5lrLq9biZkxWOiqY&#10;22YiTra2kYMu1l1tQD30/bPm3wwYN0x18gb45AdQl1tp5j/sFB2T0FQ7R0nTNEV3j6o9feQzro1i&#10;OWA14Fm+Q8a1a8+Bvu/d/dMb2JY5uiPbhG/ktn4cqGU/er3pcvwCAAD//wMAUEsDBBQABgAIAAAA&#10;IQCHVGWKlgIAAIcFAAAOAAAAZHJzL2Uyb0RvYy54bWysVE1v2zAMvQ/YfxB0X21nzdoadYqgRYcB&#10;RRv0Az2rshQbkEVNUuJkv36UZDtBV+wwLAdFEslH8vmJl1e7TpGtsK4FXdHiJKdEaA51q9cVfXm+&#10;/XJOifNM10yBFhXdC0evFp8/XfamFDNoQNXCEgTRruxNRRvvTZlljjeiY+4EjNBolGA75vFo11lt&#10;WY/oncpmef4t68HWxgIXzuHtTTLSRcSXUnD/IKUTnqiKYm0+rjaub2HNFpesXFtmmpYPZbB/qKJj&#10;rcakE9QN84xsbPsHVNdyCw6kP+HQZSBly0XsAbsp8nfdPDXMiNgLkuPMRJP7f7D8fruypK0reor0&#10;aNbhN3pE1pheK0HwDgnqjSvR78ms7HByuA3d7qTtwj/2QXaR1P1Eqth5wvGyKGb52dmcEo624utF&#10;MTufB9TsEG6s898FdCRsKmoxfySTbe+cT66jS8im4bZVCu9ZqXRYHai2DnfxEKQjrpUlW4Yf3e+K&#10;IduRF+YOkVnoLPUSd36vREJ9FBJJwepnsZAoxwMm41xoXyRTw2qRUs1z/I3Jxipio0ojYECWWOSE&#10;PQCMnglkxE5tD/4hVEQ1T8H53wpLwVNEzAzaT8Fdq8F+BKCwqyFz8h9JStQElt6g3qNkLKS35Ay/&#10;bfGz3THnV8zi40Ed4UDwD7hIBX1FYdhR0oD99dF98EdNo5WSHh9jRd3PDbOCEvVDo9ovitMgTx8P&#10;p/OzGR7sseXt2KI33TXgpy9w9Bget8Hfq3ErLXSvODeWISuamOaYu6Lc2/Fw7dOQwMnDxXIZ3fDF&#10;Gubv9JPhATywGmT5vHtl1gza9Sj7exgfLivfSTj5hkgNy40H2UZ9H3gd+MbXHoUzTKYwTo7P0esw&#10;Pxe/AQAA//8DAFBLAwQUAAYACAAAACEAczk8/OQAAAAOAQAADwAAAGRycy9kb3ducmV2LnhtbEyP&#10;wU7DMBBE70j8g7VIXCpqJ4VAQ5wKgUA9ICQKHLht4iUJjddR7Lbh73FPcJvVjGbeFqvJ9mJPo+8c&#10;a0jmCgRx7UzHjYb3t8eLGxA+IBvsHZOGH/KwKk9PCsyNO/Ar7TehEbGEfY4a2hCGXEpft2TRz91A&#10;HL0vN1oM8RwbaUY8xHLby1SpTFrsOC60ONB9S/V2s7MaPtdTaL6Tp/C8xdnHbN1W9ctDpfX52XR3&#10;CyLQFP7CcMSP6FBGpsrt2HjRa1imy4geopGo60sQx0iisgWIKqpFml2BLAv5/43yFwAA//8DAFBL&#10;AQItABQABgAIAAAAIQC2gziS/gAAAOEBAAATAAAAAAAAAAAAAAAAAAAAAABbQ29udGVudF9UeXBl&#10;c10ueG1sUEsBAi0AFAAGAAgAAAAhADj9If/WAAAAlAEAAAsAAAAAAAAAAAAAAAAALwEAAF9yZWxz&#10;Ly5yZWxzUEsBAi0AFAAGAAgAAAAhAIdUZYqWAgAAhwUAAA4AAAAAAAAAAAAAAAAALgIAAGRycy9l&#10;Mm9Eb2MueG1sUEsBAi0AFAAGAAgAAAAhAHM5PPzkAAAADgEAAA8AAAAAAAAAAAAAAAAA8AQAAGRy&#10;cy9kb3ducmV2LnhtbFBLBQYAAAAABAAEAPMAAAABBgAAAAA=&#10;" filled="f" strokecolor="black [3213]" strokeweight="1pt"/>
             </w:pict>
           </mc:Fallback>
         </mc:AlternateContent>
@@ -1492,11 +1525,7 @@
           </mc:Choice>
           <mc:Fallback>
             <w:pict>
-              <v:shapetype w14:anchorId="7E514993" id="_x0000_t202" coordsize="21600,21600" o:spt="202" path="m,l,21600r21600,l21600,xe">
-                <v:stroke joinstyle="miter"/>
-                <v:path gradientshapeok="t" o:connecttype="rect"/>
-              </v:shapetype>
-              <v:shape id="_x0000_s1030" type="#_x0000_t202" style="position:absolute;margin-left:36pt;margin-top:213.75pt;width:540.75pt;height:291.75pt;z-index:251678720;visibility:visible;mso-wrap-style:square;mso-width-percent:0;mso-height-percent:0;mso-wrap-distance-left:9pt;mso-wrap-distance-top:3.6pt;mso-wrap-distance-right:9pt;mso-wrap-distance-bottom:3.6pt;mso-position-horizontal:absolute;mso-position-horizontal-relative:margin;mso-position-vertical:absolute;mso-position-vertical-relative:text;mso-width-percent:0;mso-height-percent:0;mso-width-relative:margin;mso-height-relative:margin;v-text-anchor:top" o:gfxdata="UEsDBBQABgAIAAAAIQC2gziS/gAAAOEBAAATAAAAW0NvbnRlbnRfVHlwZXNdLnhtbJSRQU7DMBBF&#10;90jcwfIWJU67QAgl6YK0S0CoHGBkTxKLZGx5TGhvj5O2G0SRWNoz/78nu9wcxkFMGNg6quQqL6RA&#10;0s5Y6ir5vt9lD1JwBDIwOMJKHpHlpr69KfdHjyxSmriSfYz+USnWPY7AufNIadK6MEJMx9ApD/oD&#10;OlTrorhX2lFEilmcO2RdNtjC5xDF9pCuTyYBB5bi6bQ4syoJ3g9WQ0ymaiLzg5KdCXlKLjvcW893&#10;SUOqXwnz5DrgnHtJTxOsQfEKIT7DmDSUCaxw7Rqn8787ZsmRM9e2VmPeBN4uqYvTtW7jvijg9N/y&#10;JsXecLq0q+WD6m8AAAD//wMAUEsDBBQABgAIAAAAIQA4/SH/1gAAAJQBAAALAAAAX3JlbHMvLnJl&#10;bHOkkMFqwzAMhu+DvYPRfXGawxijTi+j0GvpHsDYimMaW0Yy2fr2M4PBMnrbUb/Q94l/f/hMi1qR&#10;JVI2sOt6UJgd+ZiDgffL8ekFlFSbvV0oo4EbChzGx4f9GRdb25HMsYhqlCwG5lrLq9biZkxWOiqY&#10;22YiTra2kYMu1l1tQD30/bPm3wwYN0x18gb45AdQl1tp5j/sFB2T0FQ7R0nTNEV3j6o9feQzro1i&#10;OWA14Fm+Q8a1a8+Bvu/d/dMb2JY5uiPbhG/ktn4cqGU/er3pcvwCAAD//wMAUEsDBBQABgAIAAAA&#10;IQAwuoGVDQIAAPsDAAAOAAAAZHJzL2Uyb0RvYy54bWysU9tuGyEQfa/Uf0C817ve2I6zMo7SpKkq&#10;pRcp6QdglvWiAkMBe9f9+g6s7VrpW1UeEMPMHOacGVa3g9FkL31QYBmdTkpKpBXQKLtl9PvL47sl&#10;JSFy23ANVjJ6kIHert++WfWulhV0oBvpCYLYUPeO0S5GVxdFEJ00PEzASYvOFrzhEU2/LRrPe0Q3&#10;uqjKclH04BvnQcgQ8PZhdNJ1xm9bKeLXtg0yEs0o1hbz7vO+SXuxXvF667nrlDiWwf+hCsOVxUfP&#10;UA88crLz6i8oo4SHAG2cCDAFtK0SMnNANtPyFZvnjjuZuaA4wZ1lCv8PVnzZf/NENYxezSix3GCP&#10;XuQQyXsYSJXk6V2oMerZYVwc8BrbnKkG9wTiRyAW7jtut/LOe+g7yRssb5oyi4vUESckkE3/GRp8&#10;hu8iZKCh9SZph2oQRMc2Hc6tSaUIvFwsF9fzak6JQN/VdTmv0Ehv8PqU7nyIHyUYkg6Meux9huf7&#10;pxDH0FNIes3Co9Ia73mtLekZvUn4rzxGRRxPrQyjyzKtcWASyw+2ycmRKz2esRZtj7QT05FzHDZD&#10;Fnh2UnMDzQF18DBOI/4ePHTgf1HS4yQyGn7uuJeU6E8WtbyZzmZpdLMxm19XaPhLz+bSw61AKEYj&#10;JePxPuZxH4ndoeatymqk5oyVHEvGCct6Hn9DGuFLO0f9+bPr3wAAAP//AwBQSwMEFAAGAAgAAAAh&#10;AGd4L2vgAAAADAEAAA8AAABkcnMvZG93bnJldi54bWxMj81OwzAQhO9IvIO1SNyondBQmsapKhBX&#10;UMuPxM2Nt0nUeB3FbhPenu0JbjPa0ew3xXpynTjjEFpPGpKZAoFUedtSreHj/eXuEUSIhqzpPKGG&#10;HwywLq+vCpNbP9IWz7tYCy6hkBsNTYx9LmWoGnQmzHyPxLeDH5yJbIda2sGMXO46mSr1IJ1piT80&#10;psenBqvj7uQ0fL4evr/m6q1+dlk/+klJckup9e3NtFmBiDjFvzBc8BkdSmba+xPZIDoNi5SnRA3z&#10;dJGBuASS7J7VnpVKEgWyLOT/EeUvAAAA//8DAFBLAQItABQABgAIAAAAIQC2gziS/gAAAOEBAAAT&#10;AAAAAAAAAAAAAAAAAAAAAABbQ29udGVudF9UeXBlc10ueG1sUEsBAi0AFAAGAAgAAAAhADj9If/W&#10;AAAAlAEAAAsAAAAAAAAAAAAAAAAALwEAAF9yZWxzLy5yZWxzUEsBAi0AFAAGAAgAAAAhADC6gZUN&#10;AgAA+wMAAA4AAAAAAAAAAAAAAAAALgIAAGRycy9lMm9Eb2MueG1sUEsBAi0AFAAGAAgAAAAhAGd4&#10;L2vgAAAADAEAAA8AAAAAAAAAAAAAAAAAZwQAAGRycy9kb3ducmV2LnhtbFBLBQYAAAAABAAEAPMA&#10;AAB0BQAAAAA=&#10;" filled="f" stroked="f">
+              <v:shape w14:anchorId="7E514993" id="_x0000_s1030" type="#_x0000_t202" style="position:absolute;margin-left:36pt;margin-top:213.75pt;width:540.75pt;height:291.75pt;z-index:251678720;visibility:visible;mso-wrap-style:square;mso-width-percent:0;mso-height-percent:0;mso-wrap-distance-left:9pt;mso-wrap-distance-top:3.6pt;mso-wrap-distance-right:9pt;mso-wrap-distance-bottom:3.6pt;mso-position-horizontal:absolute;mso-position-horizontal-relative:margin;mso-position-vertical:absolute;mso-position-vertical-relative:text;mso-width-percent:0;mso-height-percent:0;mso-width-relative:margin;mso-height-relative:margin;v-text-anchor:top" o:gfxdata="UEsDBBQABgAIAAAAIQC2gziS/gAAAOEBAAATAAAAW0NvbnRlbnRfVHlwZXNdLnhtbJSRQU7DMBBF&#10;90jcwfIWJU67QAgl6YK0S0CoHGBkTxKLZGx5TGhvj5O2G0SRWNoz/78nu9wcxkFMGNg6quQqL6RA&#10;0s5Y6ir5vt9lD1JwBDIwOMJKHpHlpr69KfdHjyxSmriSfYz+USnWPY7AufNIadK6MEJMx9ApD/oD&#10;OlTrorhX2lFEilmcO2RdNtjC5xDF9pCuTyYBB5bi6bQ4syoJ3g9WQ0ymaiLzg5KdCXlKLjvcW893&#10;SUOqXwnz5DrgnHtJTxOsQfEKIT7DmDSUCaxw7Rqn8787ZsmRM9e2VmPeBN4uqYvTtW7jvijg9N/y&#10;JsXecLq0q+WD6m8AAAD//wMAUEsDBBQABgAIAAAAIQA4/SH/1gAAAJQBAAALAAAAX3JlbHMvLnJl&#10;bHOkkMFqwzAMhu+DvYPRfXGawxijTi+j0GvpHsDYimMaW0Yy2fr2M4PBMnrbUb/Q94l/f/hMi1qR&#10;JVI2sOt6UJgd+ZiDgffL8ekFlFSbvV0oo4EbChzGx4f9GRdb25HMsYhqlCwG5lrLq9biZkxWOiqY&#10;22YiTra2kYMu1l1tQD30/bPm3wwYN0x18gb45AdQl1tp5j/sFB2T0FQ7R0nTNEV3j6o9feQzro1i&#10;OWA14Fm+Q8a1a8+Bvu/d/dMb2JY5uiPbhG/ktn4cqGU/er3pcvwCAAD//wMAUEsDBBQABgAIAAAA&#10;IQAwuoGVDQIAAPsDAAAOAAAAZHJzL2Uyb0RvYy54bWysU9tuGyEQfa/Uf0C817ve2I6zMo7SpKkq&#10;pRcp6QdglvWiAkMBe9f9+g6s7VrpW1UeEMPMHOacGVa3g9FkL31QYBmdTkpKpBXQKLtl9PvL47sl&#10;JSFy23ANVjJ6kIHert++WfWulhV0oBvpCYLYUPeO0S5GVxdFEJ00PEzASYvOFrzhEU2/LRrPe0Q3&#10;uqjKclH04BvnQcgQ8PZhdNJ1xm9bKeLXtg0yEs0o1hbz7vO+SXuxXvF667nrlDiWwf+hCsOVxUfP&#10;UA88crLz6i8oo4SHAG2cCDAFtK0SMnNANtPyFZvnjjuZuaA4wZ1lCv8PVnzZf/NENYxezSix3GCP&#10;XuQQyXsYSJXk6V2oMerZYVwc8BrbnKkG9wTiRyAW7jtut/LOe+g7yRssb5oyi4vUESckkE3/GRp8&#10;hu8iZKCh9SZph2oQRMc2Hc6tSaUIvFwsF9fzak6JQN/VdTmv0Ehv8PqU7nyIHyUYkg6Meux9huf7&#10;pxDH0FNIes3Co9Ia73mtLekZvUn4rzxGRRxPrQyjyzKtcWASyw+2ycmRKz2esRZtj7QT05FzHDZD&#10;Fnh2UnMDzQF18DBOI/4ePHTgf1HS4yQyGn7uuJeU6E8WtbyZzmZpdLMxm19XaPhLz+bSw61AKEYj&#10;JePxPuZxH4ndoeatymqk5oyVHEvGCct6Hn9DGuFLO0f9+bPr3wAAAP//AwBQSwMEFAAGAAgAAAAh&#10;AGd4L2vgAAAADAEAAA8AAABkcnMvZG93bnJldi54bWxMj81OwzAQhO9IvIO1SNyondBQmsapKhBX&#10;UMuPxM2Nt0nUeB3FbhPenu0JbjPa0ew3xXpynTjjEFpPGpKZAoFUedtSreHj/eXuEUSIhqzpPKGG&#10;HwywLq+vCpNbP9IWz7tYCy6hkBsNTYx9LmWoGnQmzHyPxLeDH5yJbIda2sGMXO46mSr1IJ1piT80&#10;psenBqvj7uQ0fL4evr/m6q1+dlk/+klJckup9e3NtFmBiDjFvzBc8BkdSmba+xPZIDoNi5SnRA3z&#10;dJGBuASS7J7VnpVKEgWyLOT/EeUvAAAA//8DAFBLAQItABQABgAIAAAAIQC2gziS/gAAAOEBAAAT&#10;AAAAAAAAAAAAAAAAAAAAAABbQ29udGVudF9UeXBlc10ueG1sUEsBAi0AFAAGAAgAAAAhADj9If/W&#10;AAAAlAEAAAsAAAAAAAAAAAAAAAAALwEAAF9yZWxzLy5yZWxzUEsBAi0AFAAGAAgAAAAhADC6gZUN&#10;AgAA+wMAAA4AAAAAAAAAAAAAAAAALgIAAGRycy9lMm9Eb2MueG1sUEsBAi0AFAAGAAgAAAAhAGd4&#10;L2vgAAAADAEAAA8AAAAAAAAAAAAAAAAAZwQAAGRycy9kb3ducmV2LnhtbFBLBQYAAAAABAAEAPMA&#10;AAB0BQAAAAA=&#10;" filled="f" stroked="f">
                 <v:textbox>
                   <w:txbxContent>
                     <w:p>
@@ -2021,7 +2050,7 @@
                     <pic:cNvPicPr/>
                   </pic:nvPicPr>
                   <pic:blipFill>
-                    <a:blip r:embed="rId4" cstate="print">
+                    <a:blip r:embed="rId5" cstate="print">
                       <a:extLst>
                         <a:ext uri="{28A0092B-C50C-407E-A947-70E740481C1C}">
                           <a14:useLocalDpi xmlns:a14="http://schemas.microsoft.com/office/drawing/2010/main" val="0"/>
